--- a/packages/document-engine/templates/other/service_contract.docx
+++ b/packages/document-engine/templates/other/service_contract.docx
@@ -4746,7 +4746,7 @@
   <w:docDefaults>
     <w:rPrDefault>
       <w:rPr>
-        <w:rFonts w:ascii="Liberation Serif" w:hAnsi="Liberation Serif" w:eastAsia="Noto Serif CJK SC" w:cs="Noto Sans Devanagari"/>
+        <w:rFonts w:ascii="Arial" w:hAnsi="Arial" w:eastAsia="Arial" w:cs="Arial"/>
         <w:kern w:val="2"/>
         <w:sz w:val="24"/>
         <w:szCs w:val="24"/>
@@ -4768,7 +4768,7 @@
       <w:bidi w:val="0"/>
     </w:pPr>
     <w:rPr>
-      <w:rFonts w:ascii="Liberation Serif" w:hAnsi="Liberation Serif" w:eastAsia="Noto Serif CJK SC" w:cs="Noto Sans Devanagari"/>
+      <w:rFonts w:ascii="Arial" w:hAnsi="Arial" w:eastAsia="Arial" w:cs="Arial"/>
       <w:color w:val="auto"/>
       <w:kern w:val="2"/>
       <w:sz w:val="24"/>
@@ -4795,7 +4795,7 @@
       <w:spacing w:before="240" w:after="120"/>
     </w:pPr>
     <w:rPr>
-      <w:rFonts w:ascii="Liberation Sans" w:hAnsi="Liberation Sans" w:eastAsia="Noto Sans CJK SC" w:cs="Noto Sans Devanagari"/>
+      <w:rFonts w:ascii="Arial" w:hAnsi="Arial" w:eastAsia="Arial" w:cs="Arial"/>
       <w:sz w:val="28"/>
       <w:szCs w:val="28"/>
     </w:rPr>
@@ -4813,7 +4813,7 @@
     <w:basedOn w:val="BodyText"/>
     <w:pPr/>
     <w:rPr>
-      <w:rFonts w:cs="Noto Sans Devanagari"/>
+      <w:rFonts w:cs="Arial"/>
     </w:rPr>
   </w:style>
   <w:style w:type="paragraph" w:styleId="Caption">
@@ -4825,7 +4825,7 @@
       <w:spacing w:before="120" w:after="120"/>
     </w:pPr>
     <w:rPr>
-      <w:rFonts w:cs="Noto Sans Devanagari"/>
+      <w:rFonts w:cs="Arial"/>
       <w:i/>
       <w:iCs/>
       <w:sz w:val="24"/>
@@ -4840,7 +4840,7 @@
       <w:suppressLineNumbers/>
     </w:pPr>
     <w:rPr>
-      <w:rFonts w:cs="Noto Sans Devanagari"/>
+      <w:rFonts w:cs="Arial"/>
     </w:rPr>
   </w:style>
   <w:style w:type="paragraph" w:styleId="TableContents">

--- a/packages/document-engine/templates/other/service_contract.docx
+++ b/packages/document-engine/templates/other/service_contract.docx
@@ -321,7 +321,7 @@
           <w:sz w:val="20"/>
           <w:lang w:val="ro-RO"/>
         </w:rPr>
-        <w:t>Contractul se încheie în temeiul Legii securității și sănătății în muncă nr. 319/2006, art. 8 alin. (4), privind recurgerea la servicii externe de prevenire și protecție, și al Normelor metodologice de aplicare a acesteia, aprobate prin H.G. nr. 1425/2006.</w:t>
+        <w:t xml:space="preserve">Contractul se încheie în temeiul Legii 319/2006 – art. 8 alin. (4), privind recurgerea la servicii externe de prevenire și protecție, și al Normelor metodologice de aplicare a acesteia, aprobate prin H.G. 1425/2006.</w:t>
       </w:r>
     </w:p>
     <w:p>
@@ -420,7 +420,7 @@
           <w:sz w:val="20"/>
           <w:lang w:val="ro-RO"/>
         </w:rPr>
-        <w:t>Prestatorul este serviciu extern de prevenire și protecție în sensul Legii nr. 319/2006, art. 5 lit. p), și își desfășoară activitatea în baza Certificatului de abilitare nr. {{provider.authorization.number}} din {{provider.authorization.date}}, emis de {{provider.authorization.issuer}}, a cărui copie este anexată prezentului contract.</w:t>
+        <w:t xml:space="preserve">Prestatorul este serviciu extern de prevenire și protecție în sensul Legii 319/2006 – art. 5 lit. p), și își desfășoară activitatea în baza Certificatului de abilitare nr. {{provider.authorization.number}} din {{provider.authorization.date}}, emis de {{provider.authorization.issuer}}, a cărui copie este anexată prezentului contract.</w:t>
       </w:r>
     </w:p>
     <w:p>
@@ -519,7 +519,7 @@
           <w:sz w:val="20"/>
           <w:lang w:val="ro-RO"/>
         </w:rPr>
-        <w:t>În domeniul apărării împotriva incendiilor, contractul se încheie în temeiul Legii nr. 307/2006 privind apărarea împotriva incendiilor, art. 12 alin. (1) și (2) și art. 27, al Normelor generale de apărare împotriva incendiilor, aprobate prin Ordinul M.A.I. nr. 163/2007, art. 6 alin. (2), și al Ordinului M.A.I. nr. 106/2007 privind criteriile de stabilire a consiliilor locale și operatorilor economici care au obligația de a angaja cel puțin un cadru tehnic sau personal de specialitate cu atribuții în domeniul apărării împotriva incendiilor.</w:t>
+        <w:t xml:space="preserve">În domeniul apărării împotriva incendiilor, contractul se încheie în temeiul Legii 307/2006 privind apărarea împotriva incendiilor, art. 12 alin. (1) și (2) și art. 27, al Normelor generale de apărare împotriva incendiilor, aprobate prin OMAI 163/2007 – art. 6 alin. (2), și al OMAI 106/2007 privind criteriile de stabilire a consiliilor locale și operatorilor economici care au obligația de a angaja cel puțin un cadru tehnic sau personal de specialitate cu atribuții în domeniul apărării împotriva incendiilor.</w:t>
       </w:r>
     </w:p>
     <w:p>
@@ -750,7 +750,7 @@
           <w:sz w:val="20"/>
           <w:lang w:val="ro-RO"/>
         </w:rPr>
-        <w:t>Prestatorul desfășoară pentru beneficiar activitățile de prevenire și protecție prevăzute de H.G. nr. 1425/2006, art. 15 alin. (1), în limitele stabilite de prezentul contract.</w:t>
+        <w:t xml:space="preserve">Prestatorul desfășoară pentru beneficiar activitățile de prevenire și protecție prevăzute de H.G. 1425/2006 – art. 15 alin. (1), în limitele stabilite de prezentul contract.</w:t>
       </w:r>
     </w:p>
     <w:p>
@@ -816,7 +816,7 @@
           <w:sz w:val="20"/>
           <w:lang w:val="ro-RO"/>
         </w:rPr>
-        <w:t>a) identifică pericolele și evaluează riscurile pentru fiecare componentă a sistemului de muncă (executant, sarcină de muncă, mijloace de muncă și mediu de muncă), pe locuri de muncă și posturi de lucru (H.G. nr. 1425/2006, art. 15 alin. (1) pct. 1);</w:t>
+        <w:t xml:space="preserve">a) identifică pericolele și evaluează riscurile pentru fiecare componentă a sistemului de muncă (executant, sarcină de muncă, mijloace de muncă și mediu de muncă), pe locuri de muncă și posturi de lucru (H.G. 1425/2006 – art. 15 alin. (1) pct. 1);</w:t>
       </w:r>
     </w:p>
     <w:p>
@@ -1047,7 +1047,7 @@
           <w:sz w:val="20"/>
           <w:lang w:val="ro-RO"/>
         </w:rPr>
-        <w:t>h) identifică echipamentele individuale de protecție necesare pentru posturile de lucru și întocmește necesarul de dotare a lucrătorilor, conform H.G. nr. 1048/2006 (pct. 20);</w:t>
+        <w:t xml:space="preserve">h) identifică echipamentele individuale de protecție necesare pentru posturile de lucru și întocmește necesarul de dotare a lucrătorilor, conform H.G. 1048/2006 (pct. 20);</w:t>
       </w:r>
     </w:p>
     <w:p>
@@ -1245,7 +1245,7 @@
           <w:sz w:val="20"/>
           <w:lang w:val="ro-RO"/>
         </w:rPr>
-        <w:t>n) participă la cercetarea evenimentelor, potrivit competențelor prevăzute de H.G. nr. 1425/2006, art. 108–177 (pct. 22);</w:t>
+        <w:t xml:space="preserve">n) participă la cercetarea evenimentelor, potrivit competențelor prevăzute de H.G. 1425/2006 – art. 108–177 (pct. 22);</w:t>
       </w:r>
     </w:p>
     <w:p>
@@ -3588,7 +3588,7 @@
           <w:sz w:val="20"/>
           <w:lang w:val="ro-RO"/>
         </w:rPr>
-        <w:t>Beneficiarul răspunde, potrivit legii, pentru asigurarea securității și sănătății lucrătorilor în toate aspectele legate de muncă. Încheierea prezentului contract nu îl exonerează de această răspundere (Legea nr. 319/2006, art. 6 alin. (2)).</w:t>
+        <w:t xml:space="preserve">Beneficiarul răspunde, potrivit legii, pentru asigurarea securității și sănătății lucrătorilor în toate aspectele legate de muncă. Încheierea prezentului contract nu îl exonerează de această răspundere (Legea 319/2006 – art. 6 alin. (2)).</w:t>
       </w:r>
     </w:p>
     <w:p>

--- a/packages/document-engine/templates/other/service_contract.docx
+++ b/packages/document-engine/templates/other/service_contract.docx
@@ -96,7 +96,7 @@
     <w:p>
       <w:pPr>
         <w:pStyle w:val="Normal"/>
-        <w:keepNext w:val="false"/>
+        <w:keepNext/>
         <w:numPr>
           <w:ilvl w:val="0"/>
           <w:numId w:val="1"/>
@@ -321,7 +321,7 @@
           <w:sz w:val="20"/>
           <w:lang w:val="ro-RO"/>
         </w:rPr>
-        <w:t xml:space="preserve">Contractul se încheie în temeiul Legii 319/2006 – art. 8 alin. (4), privind recurgerea la servicii externe de prevenire și protecție, și al Normelor metodologice de aplicare a acesteia, aprobate prin H.G. 1425/2006.</w:t>
+        <w:t>Contractul se încheie în temeiul Legii 319/2006 – art. 8 alin. (4), privind recurgerea la servicii externe de prevenire și protecție, și al Normelor metodologice de aplicare a acesteia, aprobate prin H.G. 1425/2006.</w:t>
       </w:r>
     </w:p>
     <w:p>
@@ -420,7 +420,7 @@
           <w:sz w:val="20"/>
           <w:lang w:val="ro-RO"/>
         </w:rPr>
-        <w:t xml:space="preserve">Prestatorul este serviciu extern de prevenire și protecție în sensul Legii 319/2006 – art. 5 lit. p), și își desfășoară activitatea în baza Certificatului de abilitare nr. {{provider.authorization.number}} din {{provider.authorization.date}}, emis de {{provider.authorization.issuer}}, a cărui copie este anexată prezentului contract.</w:t>
+        <w:t>Prestatorul este serviciu extern de prevenire și protecție în sensul Legii 319/2006 – art. 5 lit. p), și își desfășoară activitatea în baza Certificatului de abilitare nr. {{provider.authorization.number}} din {{provider.authorization.date}}, emis de {{provider.authorization.issuer}}, a cărui copie este anexată prezentului contract.</w:t>
       </w:r>
     </w:p>
     <w:p>
@@ -519,7 +519,7 @@
           <w:sz w:val="20"/>
           <w:lang w:val="ro-RO"/>
         </w:rPr>
-        <w:t xml:space="preserve">În domeniul apărării împotriva incendiilor, contractul se încheie în temeiul Legii 307/2006 privind apărarea împotriva incendiilor, art. 12 alin. (1) și (2) și art. 27, al Normelor generale de apărare împotriva incendiilor, aprobate prin OMAI 163/2007 – art. 6 alin. (2), și al OMAI 106/2007 privind criteriile de stabilire a consiliilor locale și operatorilor economici care au obligația de a angaja cel puțin un cadru tehnic sau personal de specialitate cu atribuții în domeniul apărării împotriva incendiilor.</w:t>
+        <w:t>În domeniul apărării împotriva incendiilor, contractul se încheie în temeiul Legii 307/2006 privind apărarea împotriva incendiilor, art. 12 alin. (3) și art. 27, al Normelor generale de apărare împotriva incendiilor, aprobate prin OMAI 163/2007 – art. 6 alin. (2), și al OMAI 106/2007 privind criteriile de stabilire a consiliilor locale și operatorilor economici care au obligația de a angaja cel puțin un cadru tehnic sau personal de specialitate cu atribuții în domeniul apărării împotriva incendiilor.</w:t>
       </w:r>
     </w:p>
     <w:p>
@@ -750,13 +750,13 @@
           <w:sz w:val="20"/>
           <w:lang w:val="ro-RO"/>
         </w:rPr>
-        <w:t xml:space="preserve">Prestatorul desfășoară pentru beneficiar activitățile de prevenire și protecție prevăzute de H.G. 1425/2006 – art. 15 alin. (1), în limitele stabilite de prezentul contract.</w:t>
-      </w:r>
-    </w:p>
-    <w:p>
-      <w:pPr>
-        <w:pStyle w:val="Normal"/>
-        <w:keepNext w:val="false"/>
+        <w:t>Prestatorul desfășoară pentru beneficiar activitățile de prevenire și protecție prevăzute de H.G. 1425/2006 – art. 15 alin. (1), în limitele stabilite de prezentul contract.</w:t>
+      </w:r>
+    </w:p>
+    <w:p>
+      <w:pPr>
+        <w:pStyle w:val="Normal"/>
+        <w:keepNext/>
         <w:numPr>
           <w:ilvl w:val="0"/>
           <w:numId w:val="1"/>
@@ -816,7 +816,7 @@
           <w:sz w:val="20"/>
           <w:lang w:val="ro-RO"/>
         </w:rPr>
-        <w:t xml:space="preserve">a) identifică pericolele și evaluează riscurile pentru fiecare componentă a sistemului de muncă (executant, sarcină de muncă, mijloace de muncă și mediu de muncă), pe locuri de muncă și posturi de lucru (H.G. 1425/2006 – art. 15 alin. (1) pct. 1);</w:t>
+        <w:t>a) identifică pericolele și evaluează riscurile pentru fiecare componentă a sistemului de muncă (executant, sarcină de muncă, mijloace de muncă și mediu de muncă), pe locuri de muncă și posturi de lucru (H.G. 1425/2006 – art. 15 alin. (1) pct. 1);</w:t>
       </w:r>
     </w:p>
     <w:p>
@@ -1047,7 +1047,7 @@
           <w:sz w:val="20"/>
           <w:lang w:val="ro-RO"/>
         </w:rPr>
-        <w:t xml:space="preserve">h) identifică echipamentele individuale de protecție necesare pentru posturile de lucru și întocmește necesarul de dotare a lucrătorilor, conform H.G. 1048/2006 (pct. 20);</w:t>
+        <w:t>h) identifică echipamentele individuale de protecție necesare pentru posturile de lucru și întocmește necesarul de dotare a lucrătorilor, conform H.G. 1048/2006 (pct. 20);</w:t>
       </w:r>
     </w:p>
     <w:p>
@@ -1245,7 +1245,7 @@
           <w:sz w:val="20"/>
           <w:lang w:val="ro-RO"/>
         </w:rPr>
-        <w:t xml:space="preserve">n) participă la cercetarea evenimentelor, potrivit competențelor prevăzute de H.G. 1425/2006 – art. 108–177 (pct. 22);</w:t>
+        <w:t>n) participă la cercetarea evenimentelor, potrivit competențelor prevăzute de H.G. 1425/2006 – art. 108–177 (pct. 22);</w:t>
       </w:r>
     </w:p>
     <w:p>
@@ -1581,7 +1581,7 @@
     <w:p>
       <w:pPr>
         <w:pStyle w:val="Normal"/>
-        <w:keepNext w:val="false"/>
+        <w:keepNext/>
         <w:numPr>
           <w:ilvl w:val="0"/>
           <w:numId w:val="1"/>
@@ -2076,7 +2076,7 @@
     <w:p>
       <w:pPr>
         <w:pStyle w:val="Normal"/>
-        <w:keepNext w:val="false"/>
+        <w:keepNext/>
         <w:numPr>
           <w:ilvl w:val="0"/>
           <w:numId w:val="1"/>
@@ -2571,7 +2571,7 @@
     <w:p>
       <w:pPr>
         <w:pStyle w:val="Normal"/>
-        <w:keepNext w:val="false"/>
+        <w:keepNext/>
         <w:numPr>
           <w:ilvl w:val="0"/>
           <w:numId w:val="1"/>
@@ -2802,7 +2802,7 @@
     <w:p>
       <w:pPr>
         <w:pStyle w:val="Normal"/>
-        <w:keepNext w:val="false"/>
+        <w:keepNext/>
         <w:numPr>
           <w:ilvl w:val="0"/>
           <w:numId w:val="1"/>
@@ -3588,7 +3588,7 @@
           <w:sz w:val="20"/>
           <w:lang w:val="ro-RO"/>
         </w:rPr>
-        <w:t xml:space="preserve">Beneficiarul răspunde, potrivit legii, pentru asigurarea securității și sănătății lucrătorilor în toate aspectele legate de muncă. Încheierea prezentului contract nu îl exonerează de această răspundere (Legea 319/2006 – art. 6 alin. (2)).</w:t>
+        <w:t>Beneficiarul răspunde, potrivit legii, pentru asigurarea securității și sănătății lucrătorilor în toate aspectele legate de muncă. Încheierea prezentului contract nu îl exonerează de această răspundere (Legea 319/2006 – art. 6 alin. (2)).</w:t>
       </w:r>
     </w:p>
     <w:p>
@@ -4471,13 +4471,14 @@
       <w:pStyle w:val="Footer"/>
       <w:bidi w:val="0"/>
       <w:spacing w:before="60" w:after="0"/>
-      <w:ind w:hanging="0" w:left="0"/>
+      <w:ind w:hanging="0" w:left="0" w:right="0"/>
       <w:jc w:val="center"/>
       <w:rPr>
         <w:rFonts w:ascii="Arial" w:hAnsi="Arial"/>
         <w:b w:val="false"/>
         <w:color w:val="7A7A7A"/>
         <w:sz w:val="15"/>
+        <w:szCs w:val="15"/>
         <w:lang w:val="ro-RO"/>
       </w:rPr>
     </w:pPr>
@@ -4487,6 +4488,7 @@
         <w:b w:val="false"/>
         <w:color w:val="7A7A7A"/>
         <w:sz w:val="15"/>
+        <w:szCs w:val="15"/>
         <w:lang w:val="ro-RO"/>
       </w:rPr>
       <w:t>{{#branding}}Document generat cu SSM Ușor · ssmusor.ro{{/branding}}</w:t>
